--- a/testakten/selbstvertreter-sozialgericht-heizkosten-eilantrag/08_kdu_konzept_und_internetrecherche.docx
+++ b/testakten/selbstvertreter-sozialgericht-heizkosten-eilantrag/08_kdu_konzept_und_internetrecherche.docx
@@ -502,7 +502,7 @@
         <w:jc w:val="left"/>
       </w:pPr>
       <w:r>
-        <w:t>Frau Reuter hat zwischen 23. Mai und 27. Mai 2026 recherchiert. Notizen handschriftlich, Screenshots gespeichert. Die Recherche enthält bewusst widersprüchliche oder irreführende Treffer — das Plugin soll sie als solche erkennen und einordnen.</w:t>
+        <w:t>Frau Reuter hat zwischen 23. Mai und 27. Mai 2026 recherchiert. Notizen handschriftlich, Screenshots gespeichert. Die Recherche enthält Treffer aus unterschiedlichen Quellen mit widersprüchlichen und teilweise unzutreffenden Aussagen. Frau Reuter hat bei keinem Treffer die Originalquelle vollständig geprüft.</w:t>
       </w:r>
     </w:p>
     <w:p>
@@ -600,10 +600,7 @@
         <w:jc w:val="left"/>
       </w:pPr>
       <w:r>
-        <w:rPr>
-          <w:b/>
-        </w:rPr>
-        <w:t>4. Wikipedia-Artikel zu § 86b SGG</w:t>
+        <w:t>4. Wikipedia-Artikel zu Paragraf 86b SGG</w:t>
       </w:r>
     </w:p>
     <w:p>
@@ -611,10 +608,7 @@
         <w:ind w:left="567"/>
       </w:pPr>
       <w:r>
-        <w:rPr>
-          <w:i/>
-        </w:rPr>
-        <w:t>"Voraussetzung der einstweiligen Anordnung sind Anordnungsanspruch und Anordnungsgrund. Beides muss glaubhaft gemacht werden (§ 920 Abs. 2 ZPO i. V. m. § 86b Abs. 2 Satz 4 SGG)."</w:t>
+        <w:t>"Voraussetzung der einstweiligen Anordnung sind Anordnungsanspruch und Anordnungsgrund. Beides muss glaubhaft gemacht werden (Paragraf 920 Abs. 2 ZPO i. V. m. Paragraf 86b Abs. 2 Satz 4 SGG)."</w:t>
       </w:r>
     </w:p>
     <w:p>
@@ -877,10 +871,7 @@
         <w:pStyle w:val="Heading2"/>
       </w:pPr>
       <w:r>
-        <w:rPr>
-          <w:rFonts w:ascii="Times New Roman" w:hAnsi="Times New Roman"/>
-        </w:rPr>
-        <w:t>Notiz für Plugin</w:t>
+        <w:t>Notiz für die Rechtsantragstelle</w:t>
       </w:r>
     </w:p>
     <w:p>
